--- a/Website Specification Document.docx
+++ b/Website Specification Document.docx
@@ -740,13 +740,13 @@
                               <w:rPr>
                                 <w:lang w:val="en-GB"/>
                               </w:rPr>
-                              <w:t>20</w:t>
+                              <w:t>13 JULY</w:t>
                             </w:r>
                             <w:r>
                               <w:rPr>
                                 <w:lang w:val="en-GB"/>
                               </w:rPr>
-                              <w:t xml:space="preserve"> MAY 2026</w:t>
+                              <w:t xml:space="preserve"> 2026</w:t>
                             </w:r>
                           </w:p>
                         </w:txbxContent>
@@ -778,13 +778,13 @@
                         <w:rPr>
                           <w:lang w:val="en-GB"/>
                         </w:rPr>
-                        <w:t>20</w:t>
+                        <w:t>13 JULY</w:t>
                       </w:r>
                       <w:r>
                         <w:rPr>
                           <w:lang w:val="en-GB"/>
                         </w:rPr>
-                        <w:t xml:space="preserve"> MAY 2026</w:t>
+                        <w:t xml:space="preserve"> 2026</w:t>
                       </w:r>
                     </w:p>
                   </w:txbxContent>
@@ -1249,7 +1249,7 @@
           <w:sz w:val="32"/>
           <w:szCs w:val="32"/>
         </w:rPr>
-        <w:t>20</w:t>
+        <w:t>13</w:t>
       </w:r>
       <w:r>
         <w:rPr>
@@ -1257,7 +1257,23 @@
           <w:sz w:val="32"/>
           <w:szCs w:val="32"/>
         </w:rPr>
-        <w:t>/May/2026……………………………………….</w:t>
+        <w:t>/</w:t>
+      </w:r>
+      <w:r>
+        <w:rPr>
+          <w:color w:val="000000" w:themeColor="text1"/>
+          <w:sz w:val="32"/>
+          <w:szCs w:val="32"/>
+        </w:rPr>
+        <w:t>JULY</w:t>
+      </w:r>
+      <w:r>
+        <w:rPr>
+          <w:color w:val="000000" w:themeColor="text1"/>
+          <w:sz w:val="32"/>
+          <w:szCs w:val="32"/>
+        </w:rPr>
+        <w:t>/2026……………………………………….</w:t>
       </w:r>
     </w:p>
     <w:p>
@@ -1320,387 +1336,342 @@
     </w:p>
     <w:p>
       <w:r>
+        <w:t xml:space="preserve">        .</w:t>
+      </w:r>
+      <w:r>
+        <w:t xml:space="preserve"> </w:t>
+      </w:r>
+      <w:r>
+        <w:t>The website will also make it e</w:t>
+      </w:r>
+      <w:r>
+        <w:t>as</w:t>
+      </w:r>
+      <w:r>
+        <w:t xml:space="preserve">y for the customers to be able to </w:t>
+      </w:r>
+      <w:r>
+        <w:t xml:space="preserve">apply for the </w:t>
+      </w:r>
+      <w:r>
+        <w:t xml:space="preserve">             </w:t>
+      </w:r>
+      <w:r>
+        <w:t xml:space="preserve">houses </w:t>
+      </w:r>
+    </w:p>
+    <w:p>
+      <w:r>
+        <w:t xml:space="preserve">        .</w:t>
+      </w:r>
+      <w:r>
+        <w:t xml:space="preserve">  </w:t>
+      </w:r>
+      <w:r>
+        <w:t xml:space="preserve">The website will allow customers to interact as there </w:t>
+      </w:r>
+      <w:r>
+        <w:t xml:space="preserve">are allowed to ask questions about the properties and </w:t>
+      </w:r>
+      <w:r>
+        <w:t>there is also contact support for further queries.</w:t>
+      </w:r>
+    </w:p>
+    <w:p>
+      <w:r>
+        <w:t xml:space="preserve">       </w:t>
+      </w:r>
+      <w:proofErr w:type="gramStart"/>
+      <w:r>
+        <w:t>.The</w:t>
+      </w:r>
+      <w:proofErr w:type="gramEnd"/>
+      <w:r>
+        <w:t xml:space="preserve"> website will showcase the proper</w:t>
+      </w:r>
+      <w:r>
+        <w:t>ties so that customers can be able to have more feel about how the properties are like.</w:t>
+      </w:r>
+    </w:p>
+    <w:p/>
+    <w:p>
+      <w:r>
+        <w:t>b. Target</w:t>
+      </w:r>
+      <w:r>
+        <w:t>;</w:t>
+      </w:r>
+    </w:p>
+    <w:p>
+      <w:r>
         <w:t xml:space="preserve">        </w:t>
       </w:r>
+      <w:r>
+        <w:t xml:space="preserve">The houses are for home buyers or any investors who can </w:t>
+      </w:r>
+      <w:r>
+        <w:t xml:space="preserve">interpret visual </w:t>
+      </w:r>
+      <w:r>
+        <w:t>presentations, are</w:t>
+      </w:r>
+      <w:r>
+        <w:t xml:space="preserve"> able to assess layout </w:t>
+      </w:r>
+      <w:r>
+        <w:t>and design of houses</w:t>
+      </w:r>
+      <w:r>
+        <w:t xml:space="preserve">. Buyers who </w:t>
+      </w:r>
+      <w:r>
+        <w:t>know</w:t>
+      </w:r>
+      <w:r>
+        <w:t xml:space="preserve"> basic about construction and </w:t>
+      </w:r>
+      <w:r>
+        <w:t>can evaluate the quality and functionality of houses’</w:t>
+      </w:r>
+    </w:p>
+    <w:p>
+      <w:r>
+        <w:t>c.</w:t>
+      </w:r>
+      <w:r>
+        <w:t xml:space="preserve"> </w:t>
+      </w:r>
+      <w:r>
+        <w:t>Type of website</w:t>
+      </w:r>
+      <w:r>
+        <w:t>;</w:t>
+      </w:r>
+    </w:p>
+    <w:p>
+      <w:r>
+        <w:t xml:space="preserve">       </w:t>
+      </w:r>
+      <w:r>
+        <w:t>The website will be an informati</w:t>
+      </w:r>
+      <w:r>
+        <w:t xml:space="preserve">onal marketing website focused on promoting and selling </w:t>
+      </w:r>
+      <w:r>
+        <w:t>B</w:t>
+      </w:r>
+      <w:r>
+        <w:t xml:space="preserve">otswana </w:t>
+      </w:r>
+      <w:r>
+        <w:t>H</w:t>
+      </w:r>
+      <w:r>
+        <w:t xml:space="preserve">ousing </w:t>
+      </w:r>
+      <w:r>
+        <w:t>C</w:t>
+      </w:r>
+      <w:r>
+        <w:t>orporation</w:t>
+      </w:r>
+      <w:r>
+        <w:t xml:space="preserve"> houses.</w:t>
+      </w:r>
+    </w:p>
+    <w:p/>
+    <w:p>
+      <w:r>
+        <w:t>2.</w:t>
+      </w:r>
+      <w:r>
+        <w:t>Information Design and T</w:t>
+      </w:r>
+      <w:r>
+        <w:t>axonomy</w:t>
+      </w:r>
+    </w:p>
+    <w:p>
+      <w:r>
+        <w:t>The website will be structured into sections</w:t>
+      </w:r>
+      <w:r>
+        <w:t xml:space="preserve"> so that the user can easily access any information they want about B</w:t>
+      </w:r>
+      <w:r>
+        <w:t xml:space="preserve">otswana </w:t>
+      </w:r>
+      <w:r>
+        <w:t>H</w:t>
+      </w:r>
+      <w:r>
+        <w:t xml:space="preserve">ousing </w:t>
+      </w:r>
+      <w:r>
+        <w:t>C</w:t>
+      </w:r>
+      <w:r>
+        <w:t>orporation</w:t>
+      </w:r>
+      <w:r>
+        <w:t xml:space="preserve"> houses</w:t>
+      </w:r>
+      <w:r>
+        <w:t>, the sections will include;</w:t>
+      </w:r>
+    </w:p>
+    <w:p>
+      <w:r>
+        <w:t xml:space="preserve">     </w:t>
+      </w:r>
       <w:proofErr w:type="gramStart"/>
       <w:r>
-        <w:t>.</w:t>
-      </w:r>
-      <w:r>
-        <w:t>The</w:t>
+        <w:t>.Home</w:t>
       </w:r>
       <w:proofErr w:type="gramEnd"/>
       <w:r>
-        <w:t xml:space="preserve"> website will also make it </w:t>
+        <w:t xml:space="preserve"> Page</w:t>
+      </w:r>
+    </w:p>
+    <w:p>
+      <w:r>
+        <w:t xml:space="preserve">           </w:t>
+      </w:r>
+      <w:r>
+        <w:t>-Introduction to</w:t>
+      </w:r>
+      <w:r>
+        <w:t xml:space="preserve"> the BHC website and it </w:t>
+      </w:r>
+      <w:r>
+        <w:t>the first page to appear it contains less information and it displays the logo of the company</w:t>
+      </w:r>
+      <w:r>
+        <w:t>. It shows the navigation links of the top right</w:t>
+      </w:r>
+    </w:p>
+    <w:p>
+      <w:r>
+        <w:t xml:space="preserve">     </w:t>
+      </w:r>
+      <w:proofErr w:type="gramStart"/>
+      <w:r>
+        <w:t>.Property</w:t>
+      </w:r>
+      <w:proofErr w:type="gramEnd"/>
+      <w:r>
+        <w:t xml:space="preserve">  Page</w:t>
+      </w:r>
+    </w:p>
+    <w:p>
+      <w:r>
+        <w:t xml:space="preserve">           -The property page </w:t>
+      </w:r>
+      <w:r>
+        <w:t>is the second one to appear</w:t>
+      </w:r>
+      <w:r>
+        <w:t>. It contains information about the houses sold and rented by BHC</w:t>
+      </w:r>
+      <w:r>
+        <w:t xml:space="preserve">, it displays different type of </w:t>
+      </w:r>
+      <w:proofErr w:type="gramStart"/>
+      <w:r>
+        <w:t>houses ,their</w:t>
+      </w:r>
+      <w:proofErr w:type="gramEnd"/>
+      <w:r>
+        <w:t xml:space="preserve"> prices and </w:t>
+      </w:r>
+      <w:r>
+        <w:t>location.</w:t>
+      </w:r>
+    </w:p>
+    <w:p>
+      <w:r>
+        <w:t xml:space="preserve">  </w:t>
+      </w:r>
+      <w:proofErr w:type="gramStart"/>
+      <w:r>
+        <w:t>.About</w:t>
+      </w:r>
+      <w:proofErr w:type="gramEnd"/>
+      <w:r>
+        <w:t xml:space="preserve"> Page</w:t>
+      </w:r>
+    </w:p>
+    <w:p>
+      <w:r>
+        <w:lastRenderedPageBreak/>
+        <w:t xml:space="preserve">    </w:t>
+      </w:r>
+      <w:r>
+        <w:t xml:space="preserve">This is the page that gives </w:t>
+      </w:r>
+      <w:proofErr w:type="gramStart"/>
+      <w:r>
+        <w:t>a brief summary</w:t>
+      </w:r>
+      <w:proofErr w:type="gramEnd"/>
+      <w:r>
+        <w:t xml:space="preserve"> of what BHC </w:t>
+      </w:r>
+      <w:proofErr w:type="gramStart"/>
+      <w:r>
+        <w:t>is ,how</w:t>
+      </w:r>
+      <w:proofErr w:type="gramEnd"/>
+      <w:r>
+        <w:t xml:space="preserve"> it started and its motives and goals on how to help </w:t>
+      </w:r>
+      <w:r>
+        <w:t>the Batswana with houses that will str</w:t>
+      </w:r>
+      <w:r>
+        <w:t>ain them financially</w:t>
+      </w:r>
+    </w:p>
+    <w:p/>
+    <w:p>
+      <w:r>
+        <w:t xml:space="preserve">   </w:t>
+      </w:r>
+      <w:proofErr w:type="gramStart"/>
+      <w:r>
+        <w:t>.Contact</w:t>
+      </w:r>
+      <w:proofErr w:type="gramEnd"/>
+      <w:r>
+        <w:t xml:space="preserve"> Page</w:t>
+      </w:r>
+    </w:p>
+    <w:p>
+      <w:r>
+        <w:t>The cont</w:t>
+      </w:r>
+      <w:r>
+        <w:t xml:space="preserve">act page is a page that contains information about where </w:t>
+      </w:r>
+      <w:r>
+        <w:t xml:space="preserve">you can contact the company about </w:t>
       </w:r>
       <w:proofErr w:type="spellStart"/>
-      <w:r>
-        <w:t>esay</w:t>
+      <w:proofErr w:type="gramStart"/>
+      <w:r>
+        <w:t>houses</w:t>
+      </w:r>
+      <w:r>
+        <w:t>.Also</w:t>
       </w:r>
       <w:proofErr w:type="spellEnd"/>
-      <w:r>
-        <w:t xml:space="preserve"> for the customers to be able to </w:t>
-      </w:r>
-      <w:r>
-        <w:t xml:space="preserve">apply for the </w:t>
-      </w:r>
-      <w:r>
-        <w:t xml:space="preserve">             </w:t>
-      </w:r>
-      <w:r>
-        <w:t xml:space="preserve">houses </w:t>
-      </w:r>
-      <w:proofErr w:type="gramStart"/>
-      <w:r>
-        <w:t>and also</w:t>
-      </w:r>
       <w:proofErr w:type="gramEnd"/>
       <w:r>
-        <w:t xml:space="preserve"> pay online</w:t>
-      </w:r>
-      <w:r>
-        <w:t>.</w:t>
-      </w:r>
-    </w:p>
-    <w:p>
-      <w:r>
-        <w:t xml:space="preserve">        </w:t>
-      </w:r>
-      <w:proofErr w:type="gramStart"/>
-      <w:r>
-        <w:t>.The</w:t>
-      </w:r>
-      <w:proofErr w:type="gramEnd"/>
-      <w:r>
-        <w:t xml:space="preserve"> website will allow customers to interact as there </w:t>
-      </w:r>
-      <w:r>
-        <w:t xml:space="preserve">are allowed to ask questions about the properties and </w:t>
-      </w:r>
-      <w:r>
-        <w:t>there is also contact support for further queries.</w:t>
-      </w:r>
-    </w:p>
-    <w:p>
-      <w:r>
-        <w:t xml:space="preserve">       </w:t>
-      </w:r>
-      <w:proofErr w:type="gramStart"/>
-      <w:r>
-        <w:t>.The</w:t>
-      </w:r>
-      <w:proofErr w:type="gramEnd"/>
-      <w:r>
-        <w:t xml:space="preserve"> website will showcase the proper</w:t>
-      </w:r>
-      <w:r>
-        <w:t>ties so that customers can be able to have more feel about how the properties are like.</w:t>
+        <w:t xml:space="preserve"> the website user can leave the details that we can use to communicate with them as the company.</w:t>
       </w:r>
     </w:p>
     <w:p/>
-    <w:p>
-      <w:r>
-        <w:t>b. Target</w:t>
-      </w:r>
-      <w:r>
-        <w:t>;</w:t>
-      </w:r>
-    </w:p>
-    <w:p>
-      <w:r>
-        <w:t xml:space="preserve">        </w:t>
-      </w:r>
-      <w:r>
-        <w:t xml:space="preserve">The houses are for home buyers or any investors who can </w:t>
-      </w:r>
-      <w:r>
-        <w:t xml:space="preserve">interpret visual </w:t>
-      </w:r>
-      <w:proofErr w:type="gramStart"/>
-      <w:r>
-        <w:t>presentations</w:t>
-      </w:r>
-      <w:r>
-        <w:t xml:space="preserve"> ,are</w:t>
-      </w:r>
-      <w:proofErr w:type="gramEnd"/>
-      <w:r>
-        <w:t xml:space="preserve"> able to assess layout </w:t>
-      </w:r>
-      <w:r>
-        <w:t>and design of houses</w:t>
-      </w:r>
-      <w:r>
-        <w:t xml:space="preserve">. Buyers who </w:t>
-      </w:r>
-      <w:proofErr w:type="gramStart"/>
-      <w:r>
-        <w:t>knows</w:t>
-      </w:r>
-      <w:proofErr w:type="gramEnd"/>
-      <w:r>
-        <w:t xml:space="preserve"> basic about construction and </w:t>
-      </w:r>
-      <w:r>
-        <w:t>can evaluate the quality and functionality of houses’</w:t>
-      </w:r>
-    </w:p>
-    <w:p>
-      <w:r>
-        <w:t>c.</w:t>
-      </w:r>
-      <w:r>
-        <w:t xml:space="preserve"> </w:t>
-      </w:r>
-      <w:r>
-        <w:t>Type of website</w:t>
-      </w:r>
-      <w:r>
-        <w:t>;</w:t>
-      </w:r>
-    </w:p>
-    <w:p>
-      <w:r>
-        <w:t xml:space="preserve">       </w:t>
-      </w:r>
-      <w:r>
-        <w:t>The website will be an informati</w:t>
-      </w:r>
-      <w:r>
-        <w:t xml:space="preserve">onal marketing website focused on promoting and selling </w:t>
-      </w:r>
-      <w:r>
-        <w:t>B</w:t>
-      </w:r>
-      <w:r>
-        <w:t xml:space="preserve">otswana </w:t>
-      </w:r>
-      <w:r>
-        <w:t>H</w:t>
-      </w:r>
-      <w:r>
-        <w:t xml:space="preserve">ousing </w:t>
-      </w:r>
-      <w:r>
-        <w:t>C</w:t>
-      </w:r>
-      <w:r>
-        <w:t>orporation</w:t>
-      </w:r>
-      <w:r>
-        <w:t xml:space="preserve"> houses.</w:t>
-      </w:r>
-    </w:p>
-    <w:p/>
-    <w:p>
-      <w:r>
-        <w:t>2.</w:t>
-      </w:r>
-      <w:r>
-        <w:t>Information Design and T</w:t>
-      </w:r>
-      <w:r>
-        <w:t>axonomy</w:t>
-      </w:r>
-    </w:p>
-    <w:p>
-      <w:r>
-        <w:t>The website will be structured into sections</w:t>
-      </w:r>
-      <w:r>
-        <w:t xml:space="preserve"> so that the user can easily access any information they want about B</w:t>
-      </w:r>
-      <w:r>
-        <w:t xml:space="preserve">otswana </w:t>
-      </w:r>
-      <w:r>
-        <w:t>H</w:t>
-      </w:r>
-      <w:r>
-        <w:t xml:space="preserve">ousing </w:t>
-      </w:r>
-      <w:r>
-        <w:t>C</w:t>
-      </w:r>
-      <w:r>
-        <w:t>orporation</w:t>
-      </w:r>
-      <w:r>
-        <w:t xml:space="preserve"> houses</w:t>
-      </w:r>
-      <w:r>
-        <w:t>, the sections will include;</w:t>
-      </w:r>
-    </w:p>
-    <w:p>
-      <w:r>
-        <w:t xml:space="preserve">     </w:t>
-      </w:r>
-      <w:proofErr w:type="gramStart"/>
-      <w:r>
-        <w:t>.Home</w:t>
-      </w:r>
-      <w:proofErr w:type="gramEnd"/>
-      <w:r>
-        <w:t xml:space="preserve"> Page</w:t>
-      </w:r>
-    </w:p>
-    <w:p>
-      <w:r>
-        <w:t xml:space="preserve">           </w:t>
-      </w:r>
-      <w:r>
-        <w:t>-Introduction to B</w:t>
-      </w:r>
-      <w:r>
-        <w:t xml:space="preserve">otswana </w:t>
-      </w:r>
-      <w:r>
-        <w:t>H</w:t>
-      </w:r>
-      <w:r>
-        <w:t xml:space="preserve">ousing </w:t>
-      </w:r>
-      <w:r>
-        <w:t>C</w:t>
-      </w:r>
-      <w:r>
-        <w:t>orporation</w:t>
-      </w:r>
-      <w:r>
-        <w:t xml:space="preserve"> houses</w:t>
-      </w:r>
-    </w:p>
-    <w:p>
-      <w:r>
-        <w:t xml:space="preserve">           -featured properties</w:t>
-      </w:r>
-    </w:p>
-    <w:p>
-      <w:r>
-        <w:t xml:space="preserve">           -navigation links</w:t>
-      </w:r>
-    </w:p>
-    <w:p>
-      <w:r>
-        <w:t xml:space="preserve">     </w:t>
-      </w:r>
-      <w:proofErr w:type="gramStart"/>
-      <w:r>
-        <w:t>.</w:t>
-      </w:r>
-      <w:r>
-        <w:t>Properties</w:t>
-      </w:r>
-      <w:proofErr w:type="gramEnd"/>
-      <w:r>
-        <w:t xml:space="preserve"> Page</w:t>
-      </w:r>
-    </w:p>
-    <w:p>
-      <w:r>
-        <w:t xml:space="preserve">           -list of available houses</w:t>
-      </w:r>
-    </w:p>
-    <w:p>
-      <w:r>
-        <w:t xml:space="preserve">           -</w:t>
-      </w:r>
-      <w:r>
-        <w:t>types of houses</w:t>
-      </w:r>
-    </w:p>
-    <w:p>
-      <w:r>
-        <w:lastRenderedPageBreak/>
-        <w:t xml:space="preserve">     </w:t>
-      </w:r>
-      <w:proofErr w:type="gramStart"/>
-      <w:r>
-        <w:t>.Property</w:t>
-      </w:r>
-      <w:proofErr w:type="gramEnd"/>
-      <w:r>
-        <w:t xml:space="preserve"> Details Page</w:t>
-      </w:r>
-    </w:p>
-    <w:p>
-      <w:r>
-        <w:t xml:space="preserve">           -pictures of the houses</w:t>
-      </w:r>
-    </w:p>
-    <w:p>
-      <w:r>
-        <w:t xml:space="preserve">          -prices</w:t>
-      </w:r>
-      <w:r>
-        <w:t xml:space="preserve"> of houses</w:t>
-      </w:r>
-    </w:p>
-    <w:p>
-      <w:r>
-        <w:t xml:space="preserve">          -house locations</w:t>
-      </w:r>
-    </w:p>
-    <w:p>
-      <w:r>
-        <w:t xml:space="preserve">          -Apply button</w:t>
-      </w:r>
-    </w:p>
-    <w:p/>
-    <w:p>
-      <w:r>
-        <w:t xml:space="preserve">    </w:t>
-      </w:r>
-      <w:proofErr w:type="gramStart"/>
-      <w:r>
-        <w:t>.About</w:t>
-      </w:r>
-      <w:proofErr w:type="gramEnd"/>
-      <w:r>
-        <w:t xml:space="preserve"> Page</w:t>
-      </w:r>
-    </w:p>
-    <w:p>
-      <w:r>
-        <w:t xml:space="preserve">           -Informatio</w:t>
-      </w:r>
-      <w:r>
-        <w:t>n about Botswana Housing Corporation</w:t>
-      </w:r>
-    </w:p>
-    <w:p>
-      <w:r>
-        <w:t xml:space="preserve">           -Services offered by Botswana Housing Corporation</w:t>
-      </w:r>
-    </w:p>
-    <w:p/>
-    <w:p>
-      <w:r>
-        <w:t xml:space="preserve">    </w:t>
-      </w:r>
-      <w:proofErr w:type="gramStart"/>
-      <w:r>
-        <w:t>.Contact</w:t>
-      </w:r>
-      <w:proofErr w:type="gramEnd"/>
-      <w:r>
-        <w:t xml:space="preserve"> Page</w:t>
-      </w:r>
-    </w:p>
-    <w:p>
-      <w:r>
-        <w:t xml:space="preserve">           -phone number</w:t>
-      </w:r>
-      <w:r>
-        <w:t>, email</w:t>
-      </w:r>
-    </w:p>
-    <w:p>
-      <w:r>
-        <w:t xml:space="preserve">           -inquiry form</w:t>
-      </w:r>
-    </w:p>
     <w:p>
       <w:r>
         <w:t>STORYBO</w:t>
@@ -1868,76 +1839,7 @@
         <mc:AlternateContent>
           <mc:Choice Requires="wps">
             <w:drawing>
-              <wp:anchor distT="0" distB="0" distL="114300" distR="114300" simplePos="0" relativeHeight="251664384" behindDoc="0" locked="0" layoutInCell="1" allowOverlap="1" wp14:anchorId="67BA4FF8" wp14:editId="53455CC5">
-                <wp:simplePos x="0" y="0"/>
-                <wp:positionH relativeFrom="column">
-                  <wp:posOffset>1809750</wp:posOffset>
-                </wp:positionH>
-                <wp:positionV relativeFrom="paragraph">
-                  <wp:posOffset>170815</wp:posOffset>
-                </wp:positionV>
-                <wp:extent cx="6350" cy="222250"/>
-                <wp:effectExtent l="0" t="0" r="31750" b="25400"/>
-                <wp:wrapNone/>
-                <wp:docPr id="876909940" name="Straight Connector 4"/>
-                <wp:cNvGraphicFramePr/>
-                <a:graphic xmlns:a="http://schemas.openxmlformats.org/drawingml/2006/main">
-                  <a:graphicData uri="http://schemas.microsoft.com/office/word/2010/wordprocessingShape">
-                    <wps:wsp>
-                      <wps:cNvCnPr/>
-                      <wps:spPr>
-                        <a:xfrm>
-                          <a:off x="0" y="0"/>
-                          <a:ext cx="6350" cy="222250"/>
-                        </a:xfrm>
-                        <a:prstGeom prst="line">
-                          <a:avLst/>
-                        </a:prstGeom>
-                      </wps:spPr>
-                      <wps:style>
-                        <a:lnRef idx="2">
-                          <a:schemeClr val="accent1"/>
-                        </a:lnRef>
-                        <a:fillRef idx="0">
-                          <a:schemeClr val="accent1"/>
-                        </a:fillRef>
-                        <a:effectRef idx="1">
-                          <a:schemeClr val="accent1"/>
-                        </a:effectRef>
-                        <a:fontRef idx="minor">
-                          <a:schemeClr val="tx1"/>
-                        </a:fontRef>
-                      </wps:style>
-                      <wps:bodyPr/>
-                    </wps:wsp>
-                  </a:graphicData>
-                </a:graphic>
-                <wp14:sizeRelH relativeFrom="margin">
-                  <wp14:pctWidth>0</wp14:pctWidth>
-                </wp14:sizeRelH>
-                <wp14:sizeRelV relativeFrom="margin">
-                  <wp14:pctHeight>0</wp14:pctHeight>
-                </wp14:sizeRelV>
-              </wp:anchor>
-            </w:drawing>
-          </mc:Choice>
-          <mc:Fallback>
-            <w:pict>
-              <v:line w14:anchorId="3A12BA90" id="Straight Connector 4" o:spid="_x0000_s1026" style="position:absolute;z-index:251664384;visibility:visible;mso-wrap-style:square;mso-width-percent:0;mso-height-percent:0;mso-wrap-distance-left:9pt;mso-wrap-distance-top:0;mso-wrap-distance-right:9pt;mso-wrap-distance-bottom:0;mso-position-horizontal:absolute;mso-position-horizontal-relative:text;mso-position-vertical:absolute;mso-position-vertical-relative:text;mso-width-percent:0;mso-height-percent:0;mso-width-relative:margin;mso-height-relative:margin" from="142.5pt,13.45pt" to="143pt,30.95pt" o:gfxdata="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" strokecolor="#156082 [3204]" strokeweight="1.5pt">
-                <v:stroke joinstyle="miter"/>
-              </v:line>
-            </w:pict>
-          </mc:Fallback>
-        </mc:AlternateContent>
-      </w:r>
-      <w:r>
-        <w:rPr>
-          <w:noProof/>
-        </w:rPr>
-        <mc:AlternateContent>
-          <mc:Choice Requires="wps">
-            <w:drawing>
-              <wp:anchor distT="0" distB="0" distL="114300" distR="114300" simplePos="0" relativeHeight="251661312" behindDoc="0" locked="0" layoutInCell="1" allowOverlap="1" wp14:anchorId="1A92EE4E" wp14:editId="1932B5CB">
+              <wp:anchor distT="0" distB="0" distL="114300" distR="114300" simplePos="0" relativeHeight="251661312" behindDoc="0" locked="0" layoutInCell="1" allowOverlap="1" wp14:anchorId="1A92EE4E" wp14:editId="4B65C977">
                 <wp:simplePos x="0" y="0"/>
                 <wp:positionH relativeFrom="column">
                   <wp:posOffset>1739900</wp:posOffset>
@@ -1982,7 +1884,11 @@
           </mc:Choice>
           <mc:Fallback>
             <w:pict>
-              <v:shape w14:anchorId="395C10FC" id="Straight Arrow Connector 1" o:spid="_x0000_s1026" type="#_x0000_t32" style="position:absolute;margin-left:137pt;margin-top:6.45pt;width:21pt;height:0;z-index:251661312;visibility:visible;mso-wrap-style:square;mso-wrap-distance-left:9pt;mso-wrap-distance-top:0;mso-wrap-distance-right:9pt;mso-wrap-distance-bottom:0;mso-position-horizontal:absolute;mso-position-horizontal-relative:text;mso-position-vertical:absolute;mso-position-vertical-relative:text" o:gfxdata="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" strokecolor="#156082" strokeweight="1.5pt">
+              <v:shapetype w14:anchorId="7990339F" id="_x0000_t32" coordsize="21600,21600" o:spt="32" o:oned="t" path="m,l21600,21600e" filled="f">
+                <v:path arrowok="t" fillok="f" o:connecttype="none"/>
+                <o:lock v:ext="edit" shapetype="t"/>
+              </v:shapetype>
+              <v:shape id="Straight Arrow Connector 1" o:spid="_x0000_s1026" type="#_x0000_t32" style="position:absolute;margin-left:137pt;margin-top:6.45pt;width:21pt;height:0;z-index:251661312;visibility:visible;mso-wrap-style:square;mso-wrap-distance-left:9pt;mso-wrap-distance-top:0;mso-wrap-distance-right:9pt;mso-wrap-distance-bottom:0;mso-position-horizontal:absolute;mso-position-horizontal-relative:text;mso-position-vertical:absolute;mso-position-vertical-relative:text" o:gfxdata="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" strokecolor="#156082" strokeweight="1.5pt">
                 <v:stroke endarrow="block" joinstyle="miter"/>
               </v:shape>
             </w:pict>
@@ -2192,73 +2098,7 @@
         </mc:AlternateContent>
       </w:r>
       <w:r>
-        <w:rPr>
-          <w:noProof/>
-        </w:rPr>
-        <mc:AlternateContent>
-          <mc:Choice Requires="wps">
-            <w:drawing>
-              <wp:anchor distT="0" distB="0" distL="114300" distR="114300" simplePos="0" relativeHeight="251666432" behindDoc="0" locked="0" layoutInCell="1" allowOverlap="1" wp14:anchorId="4A58E333" wp14:editId="69B38742">
-                <wp:simplePos x="0" y="0"/>
-                <wp:positionH relativeFrom="column">
-                  <wp:posOffset>1809750</wp:posOffset>
-                </wp:positionH>
-                <wp:positionV relativeFrom="paragraph">
-                  <wp:posOffset>88900</wp:posOffset>
-                </wp:positionV>
-                <wp:extent cx="266700" cy="0"/>
-                <wp:effectExtent l="0" t="76200" r="19050" b="95250"/>
-                <wp:wrapNone/>
-                <wp:docPr id="1276312223" name="Straight Arrow Connector 1"/>
-                <wp:cNvGraphicFramePr/>
-                <a:graphic xmlns:a="http://schemas.openxmlformats.org/drawingml/2006/main">
-                  <a:graphicData uri="http://schemas.microsoft.com/office/word/2010/wordprocessingShape">
-                    <wps:wsp>
-                      <wps:cNvCnPr/>
-                      <wps:spPr>
-                        <a:xfrm>
-                          <a:off x="0" y="0"/>
-                          <a:ext cx="266700" cy="0"/>
-                        </a:xfrm>
-                        <a:prstGeom prst="straightConnector1">
-                          <a:avLst/>
-                        </a:prstGeom>
-                        <a:noFill/>
-                        <a:ln w="19050" cap="flat" cmpd="sng" algn="ctr">
-                          <a:solidFill>
-                            <a:srgbClr val="156082"/>
-                          </a:solidFill>
-                          <a:prstDash val="solid"/>
-                          <a:miter lim="800000"/>
-                          <a:tailEnd type="triangle"/>
-                        </a:ln>
-                        <a:effectLst/>
-                      </wps:spPr>
-                      <wps:bodyPr/>
-                    </wps:wsp>
-                  </a:graphicData>
-                </a:graphic>
-              </wp:anchor>
-            </w:drawing>
-          </mc:Choice>
-          <mc:Fallback>
-            <w:pict>
-              <v:shape w14:anchorId="69DBCC49" id="Straight Arrow Connector 1" o:spid="_x0000_s1026" type="#_x0000_t32" style="position:absolute;margin-left:142.5pt;margin-top:7pt;width:21pt;height:0;z-index:251666432;visibility:visible;mso-wrap-style:square;mso-wrap-distance-left:9pt;mso-wrap-distance-top:0;mso-wrap-distance-right:9pt;mso-wrap-distance-bottom:0;mso-position-horizontal:absolute;mso-position-horizontal-relative:text;mso-position-vertical:absolute;mso-position-vertical-relative:text" o:gfxdata="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" strokecolor="#156082" strokeweight="1.5pt">
-                <v:stroke endarrow="block" joinstyle="miter"/>
-              </v:shape>
-            </w:pict>
-          </mc:Fallback>
-        </mc:AlternateContent>
-      </w:r>
-      <w:r>
-        <w:t xml:space="preserve">             </w:t>
-      </w:r>
-      <w:r>
-        <w:tab/>
-        <w:t>[</w:t>
-      </w:r>
-      <w:r>
-        <w:t>Property Details Page]</w:t>
+        <w:t xml:space="preserve">            </w:t>
       </w:r>
     </w:p>
     <w:p>
@@ -3233,61 +3073,61 @@
     <w:p/>
     <w:p>
       <w:r>
+        <w:t>4.</w:t>
+      </w:r>
+      <w:r>
+        <w:t>Technical Brief</w:t>
+      </w:r>
+    </w:p>
+    <w:p>
+      <w:r>
+        <w:t xml:space="preserve">I will be using a fewer technologies and </w:t>
+      </w:r>
+      <w:r>
+        <w:t xml:space="preserve">resources to develop my </w:t>
+      </w:r>
+      <w:proofErr w:type="gramStart"/>
+      <w:r>
+        <w:t>website</w:t>
+      </w:r>
+      <w:proofErr w:type="gramEnd"/>
+      <w:r>
+        <w:t xml:space="preserve"> and these are;</w:t>
+      </w:r>
+    </w:p>
+    <w:p>
+      <w:r>
+        <w:t xml:space="preserve">       - HTML for </w:t>
+      </w:r>
+      <w:r>
+        <w:t>structuring my website</w:t>
+      </w:r>
+    </w:p>
+    <w:p>
+      <w:r>
+        <w:t xml:space="preserve">       -CSS for styling and layout</w:t>
+      </w:r>
+    </w:p>
+    <w:p>
+      <w:r>
+        <w:t xml:space="preserve">   </w:t>
+      </w:r>
+      <w:r>
+        <w:t xml:space="preserve">    -</w:t>
+      </w:r>
+      <w:r>
+        <w:t>JavaScript</w:t>
+      </w:r>
+      <w:r>
+        <w:t xml:space="preserve"> </w:t>
+      </w:r>
+      <w:r>
+        <w:t>for interactivity(buttons)</w:t>
+      </w:r>
+    </w:p>
+    <w:p>
+      <w:r>
         <w:lastRenderedPageBreak/>
-        <w:t>4.</w:t>
-      </w:r>
-      <w:r>
-        <w:t>Technical Brief</w:t>
-      </w:r>
-    </w:p>
-    <w:p>
-      <w:r>
-        <w:t xml:space="preserve">I will be using a fewer technologies and </w:t>
-      </w:r>
-      <w:r>
-        <w:t xml:space="preserve">resources to develop my </w:t>
-      </w:r>
-      <w:proofErr w:type="gramStart"/>
-      <w:r>
-        <w:t>website</w:t>
-      </w:r>
-      <w:proofErr w:type="gramEnd"/>
-      <w:r>
-        <w:t xml:space="preserve"> and these are;</w:t>
-      </w:r>
-    </w:p>
-    <w:p>
-      <w:r>
-        <w:t xml:space="preserve">       - HTML for </w:t>
-      </w:r>
-      <w:r>
-        <w:t>structuring my website</w:t>
-      </w:r>
-    </w:p>
-    <w:p>
-      <w:r>
-        <w:t xml:space="preserve">       -CSS for styling and layout</w:t>
-      </w:r>
-    </w:p>
-    <w:p>
-      <w:r>
-        <w:t xml:space="preserve">   </w:t>
-      </w:r>
-      <w:r>
-        <w:t xml:space="preserve">    -</w:t>
-      </w:r>
-      <w:r>
-        <w:t>JavaScript</w:t>
-      </w:r>
-      <w:r>
-        <w:t xml:space="preserve"> </w:t>
-      </w:r>
-      <w:r>
-        <w:t>for interactivity(buttons)</w:t>
-      </w:r>
-    </w:p>
-    <w:p>
-      <w:r>
         <w:t xml:space="preserve">I will also be </w:t>
       </w:r>
       <w:r>
@@ -3316,10 +3156,131 @@
       </w:r>
     </w:p>
     <w:p/>
+    <w:p>
+      <w:r>
+        <w:t>HOME PAGE TEMPLATE</w:t>
+      </w:r>
+    </w:p>
     <w:p/>
-    <w:p/>
-    <w:p/>
-    <w:p/>
+    <w:p>
+      <w:r>
+        <w:rPr>
+          <w:noProof/>
+        </w:rPr>
+        <w:drawing>
+          <wp:inline distT="0" distB="0" distL="0" distR="0" wp14:anchorId="2D16D566" wp14:editId="3B8017D2">
+            <wp:extent cx="5731510" cy="4075430"/>
+            <wp:effectExtent l="0" t="0" r="2540" b="1270"/>
+            <wp:docPr id="1319050752" name="Picture 29"/>
+            <wp:cNvGraphicFramePr>
+              <a:graphicFrameLocks xmlns:a="http://schemas.openxmlformats.org/drawingml/2006/main" noChangeAspect="1"/>
+            </wp:cNvGraphicFramePr>
+            <a:graphic xmlns:a="http://schemas.openxmlformats.org/drawingml/2006/main">
+              <a:graphicData uri="http://schemas.openxmlformats.org/drawingml/2006/picture">
+                <pic:pic xmlns:pic="http://schemas.openxmlformats.org/drawingml/2006/picture">
+                  <pic:nvPicPr>
+                    <pic:cNvPr id="0" name="Picture 1"/>
+                    <pic:cNvPicPr>
+                      <a:picLocks noChangeAspect="1" noChangeArrowheads="1"/>
+                    </pic:cNvPicPr>
+                  </pic:nvPicPr>
+                  <pic:blipFill>
+                    <a:blip r:embed="rId4" cstate="print">
+                      <a:extLst>
+                        <a:ext uri="{28A0092B-C50C-407E-A947-70E740481C1C}">
+                          <a14:useLocalDpi xmlns:a14="http://schemas.microsoft.com/office/drawing/2010/main" val="0"/>
+                        </a:ext>
+                      </a:extLst>
+                    </a:blip>
+                    <a:srcRect/>
+                    <a:stretch>
+                      <a:fillRect/>
+                    </a:stretch>
+                  </pic:blipFill>
+                  <pic:spPr bwMode="auto">
+                    <a:xfrm>
+                      <a:off x="0" y="0"/>
+                      <a:ext cx="5731510" cy="4075430"/>
+                    </a:xfrm>
+                    <a:prstGeom prst="rect">
+                      <a:avLst/>
+                    </a:prstGeom>
+                    <a:noFill/>
+                    <a:ln>
+                      <a:noFill/>
+                    </a:ln>
+                  </pic:spPr>
+                </pic:pic>
+              </a:graphicData>
+            </a:graphic>
+          </wp:inline>
+        </w:drawing>
+      </w:r>
+    </w:p>
+    <w:p>
+      <w:r>
+        <w:br w:type="page"/>
+      </w:r>
+    </w:p>
+    <w:p>
+      <w:r>
+        <w:lastRenderedPageBreak/>
+        <w:t>HTML DOCUMENTS LINKS</w:t>
+      </w:r>
+    </w:p>
+    <w:p>
+      <w:r>
+        <w:object w:dxaOrig="1520" w:dyaOrig="987" w14:anchorId="46154932">
+          <v:shapetype id="_x0000_t75" coordsize="21600,21600" o:spt="75" o:preferrelative="t" path="m@4@5l@4@11@9@11@9@5xe" filled="f" stroked="f">
+            <v:stroke joinstyle="miter"/>
+            <v:formulas>
+              <v:f eqn="if lineDrawn pixelLineWidth 0"/>
+              <v:f eqn="sum @0 1 0"/>
+              <v:f eqn="sum 0 0 @1"/>
+              <v:f eqn="prod @2 1 2"/>
+              <v:f eqn="prod @3 21600 pixelWidth"/>
+              <v:f eqn="prod @3 21600 pixelHeight"/>
+              <v:f eqn="sum @0 0 1"/>
+              <v:f eqn="prod @6 1 2"/>
+              <v:f eqn="prod @7 21600 pixelWidth"/>
+              <v:f eqn="sum @8 21600 0"/>
+              <v:f eqn="prod @7 21600 pixelHeight"/>
+              <v:f eqn="sum @10 21600 0"/>
+            </v:formulas>
+            <v:path o:extrusionok="f" gradientshapeok="t" o:connecttype="rect"/>
+            <o:lock v:ext="edit" aspectratio="t"/>
+          </v:shapetype>
+          <v:shape id="_x0000_i1027" type="#_x0000_t75" style="width:76.2pt;height:49.2pt" o:ole="">
+            <v:imagedata r:id="rId5" o:title=""/>
+          </v:shape>
+          <o:OLEObject Type="Embed" ProgID="Package" ShapeID="_x0000_i1027" DrawAspect="Icon" ObjectID="_1845485534" r:id="rId6"/>
+        </w:object>
+      </w:r>
+      <w:r>
+        <w:object w:dxaOrig="1520" w:dyaOrig="987" w14:anchorId="39A5D9A2">
+          <v:shape id="_x0000_i1030" type="#_x0000_t75" style="width:76.2pt;height:49.2pt" o:ole="">
+            <v:imagedata r:id="rId7" o:title=""/>
+          </v:shape>
+          <o:OLEObject Type="Embed" ProgID="Package" ShapeID="_x0000_i1030" DrawAspect="Icon" ObjectID="_1845485535" r:id="rId8"/>
+        </w:object>
+      </w:r>
+      <w:r>
+        <w:object w:dxaOrig="1520" w:dyaOrig="987" w14:anchorId="2A9AE6DB">
+          <v:shape id="_x0000_i1025" type="#_x0000_t75" style="width:76.2pt;height:49.2pt" o:ole="">
+            <v:imagedata r:id="rId9" o:title=""/>
+          </v:shape>
+          <o:OLEObject Type="Embed" ProgID="Package" ShapeID="_x0000_i1025" DrawAspect="Icon" ObjectID="_1845485536" r:id="rId10"/>
+        </w:object>
+      </w:r>
+      <w:r>
+        <w:object w:dxaOrig="1520" w:dyaOrig="987" w14:anchorId="06F10822">
+          <v:shape id="_x0000_i1031" type="#_x0000_t75" style="width:76.2pt;height:49.2pt" o:ole="">
+            <v:imagedata r:id="rId11" o:title=""/>
+          </v:shape>
+          <o:OLEObject Type="Embed" ProgID="Package" ShapeID="_x0000_i1031" DrawAspect="Icon" ObjectID="_1845485537" r:id="rId12"/>
+        </w:object>
+      </w:r>
+    </w:p>
     <w:p/>
     <w:p/>
     <w:p/>
